--- a/proactive-english-b2-sy/out/PE-B2-BK1-SY_Unit09_AK.docx
+++ b/proactive-english-b2-sy/out/PE-B2-BK1-SY_Unit09_AK.docx
@@ -25812,7 +25812,7 @@
                 <w:sz w:val="22"/>
                 <w:szCs w:val="22"/>
               </w:rPr>
-              <w:t xml:space="preserve">Five months, nine refusals, and two sentences. Mazen read his own bracket of 2 September — I accept that the batch is not faulty, I have tested four cells myself and all four are within tolerance — and then the foot of their delivery note of 19 September: sealing is done by hand on a brush bench, and in warm weather the glue goes on thinner. He said he had read that note about forty times and had never read that line. So the mediation, which is three moves and is not the mediation of 8.7: quote both concessions with their dates, price each of them by what it cost the writer, and put the two in one sentence and read it aloud. The batch is not faulty, and the seal is applied by hand on a brush bench. And what is left of the dispute is one question — who checks the seal, and against what. Which is the finding of the cycle and the fourth kind of mediation in this book: in 4.7 both parties had overclaimed, in 6.7 the record was silent, in 7.7 the document was defective, in 8.7 both reviews were true and incomplete, and in 9.7 both sides have conceded and neither has read the other's concession. Dima asked why they would not read it when they read everything else, and because each of them was reading for the other side's case and not for the other side's concessions — which is a habit and not a failure of attention: a concession is the one part of a letter that needs no answer, so the eye goes past it. And where the concessions were does not help: Mazen put his inside a bracket in a third letter and the distributor put theirs under a signature on a delivery note, and both of those are places where nothing is read — a concession belongs in the first paragraph, or it has not been made. Hiba said so the technique as a reader is to read the other side's letters once through for concessions only and list them with their dates, which takes four minutes on five months of correspondence. Jad asked whether both sides can have conceded and the dispute still be real, and the test is the one sentence: if a real question is left standing the dispute survives and is now smaller and better defined, and if nothing is left the dispute ended weeks ago and nobody told either party. And Rim asked who says so, and the mediator says the sentence and stops, because nobody has to be told they have been arguing with somebody who agreed with them — they hear it in the sentence.</w:t>
+              <w:t xml:space="preserve">Five months, nine refusals, and two sentences. Mazen read his own bracket of 2 September — I accept that the batch is not faulty, I have tested four cells myself and all four are within tolerance — and then the foot of their delivery note of 19 September: sealing is done by hand on a brush bench, and in warm weather the glue goes on thinner. He said he had read that note about forty times and had never read that line. So the mediation, which is three moves and is not the mediation of 8.7: quote both concessions with their dates, price each of them by what it cost the writer, and put the two in one sentence and read it aloud. The batch is not faulty, and the seal is applied by hand on a brush bench. And what is left of the dispute is one question — who checks the seal, and against what. Which is the finding of the cycle and the fifth kind of mediation in this book: in 4.7 both parties had overclaimed, in 6.7 the record was silent, in 7.7 the document was defective, in 8.7 both reviews were true and incomplete, and in 9.7 both sides have conceded and neither has read the other's concession. Dima asked why they would not read it when they read everything else, and because each of them was reading for the other side's case and not for the other side's concessions — which is a habit and not a failure of attention: a concession is the one part of a letter that needs no answer, so the eye goes past it. And where the concessions were does not help: Mazen put his inside a bracket in a third letter and the distributor put theirs under a signature on a delivery note, and both of those are places where nothing is read — a concession belongs in the first paragraph, or it has not been made. Hiba said so the technique as a reader is to read the other side's letters once through for concessions only and list them with their dates, which takes four minutes on five months of correspondence. Jad asked whether both sides can have conceded and the dispute still be real, and the test is the one sentence: if a real question is left standing the dispute survives and is now smaller and better defined, and if nothing is left the dispute ended weeks ago and nobody told either party. And Rim asked who says so, and the mediator says the sentence and stops, because nobody has to be told they have been arguing with somebody who agreed with them — they hear it in the sentence.</w:t>
             </w:r>
           </w:p>
         </w:tc>
